--- a/ПиРМП/прак 5/ПиРМП_Кузнецов_ЛА_Практическая5.docx
+++ b/ПиРМП/прак 5/ПиРМП_Кузнецов_ЛА_Практическая5.docx
@@ -854,6 +854,7 @@
         <w:ind w:firstLine="0"/>
         <w:rPr>
           <w:sz w:val="28"/>
+          <w:lang w:val="en-US"/>
         </w:rPr>
       </w:pPr>
     </w:p>
@@ -918,6 +919,7 @@
           <w:docPartUnique/>
         </w:docPartObj>
       </w:sdtPr>
+      <w:sdtEndPr/>
       <w:sdtContent>
         <w:p>
           <w:pPr>
@@ -942,11 +944,6 @@
               <w:color w:val="000000" w:themeColor="text1"/>
             </w:rPr>
             <w:instrText>HYPERLINK  \l "_1_теоритическая_часть"</w:instrText>
-          </w:r>
-          <w:r>
-            <w:rPr>
-              <w:color w:val="000000" w:themeColor="text1"/>
-            </w:rPr>
           </w:r>
           <w:r>
             <w:rPr>
@@ -1220,6 +1217,7 @@
               <w:rStyle w:val="a5"/>
               <w:color w:val="000000" w:themeColor="text1"/>
               <w:u w:val="none"/>
+              <w:lang w:val="en-US"/>
             </w:rPr>
           </w:pPr>
           <w:r>
@@ -1231,13 +1229,35 @@
           <w:r>
             <w:rPr>
               <w:color w:val="000000" w:themeColor="text1"/>
+              <w:lang w:val="en-US"/>
             </w:rPr>
-            <w:instrText>HYPERLINK  \l "_2_практическая_часть"</w:instrText>
+            <w:instrText>HYPERLINK  \l "_2_</w:instrText>
           </w:r>
           <w:r>
             <w:rPr>
               <w:color w:val="000000" w:themeColor="text1"/>
             </w:rPr>
+            <w:instrText>практическая</w:instrText>
+          </w:r>
+          <w:r>
+            <w:rPr>
+              <w:color w:val="000000" w:themeColor="text1"/>
+              <w:lang w:val="en-US"/>
+            </w:rPr>
+            <w:instrText>_</w:instrText>
+          </w:r>
+          <w:r>
+            <w:rPr>
+              <w:color w:val="000000" w:themeColor="text1"/>
+            </w:rPr>
+            <w:instrText>часть</w:instrText>
+          </w:r>
+          <w:r>
+            <w:rPr>
+              <w:color w:val="000000" w:themeColor="text1"/>
+              <w:lang w:val="en-US"/>
+            </w:rPr>
+            <w:instrText>"</w:instrText>
           </w:r>
           <w:r>
             <w:rPr>
@@ -1250,14 +1270,41 @@
               <w:rStyle w:val="a5"/>
               <w:color w:val="000000" w:themeColor="text1"/>
               <w:u w:val="none"/>
+              <w:lang w:val="en-US"/>
             </w:rPr>
-            <w:t>2 ПРАКТИЧЕСКАЯ ЧАСТЬ</w:t>
+            <w:t xml:space="preserve">2 </w:t>
           </w:r>
           <w:r>
             <w:rPr>
               <w:rStyle w:val="a5"/>
               <w:color w:val="000000" w:themeColor="text1"/>
               <w:u w:val="none"/>
+            </w:rPr>
+            <w:t>ПРАКТИЧЕСКАЯ</w:t>
+          </w:r>
+          <w:r>
+            <w:rPr>
+              <w:rStyle w:val="a5"/>
+              <w:color w:val="000000" w:themeColor="text1"/>
+              <w:u w:val="none"/>
+              <w:lang w:val="en-US"/>
+            </w:rPr>
+            <w:t xml:space="preserve"> </w:t>
+          </w:r>
+          <w:r>
+            <w:rPr>
+              <w:rStyle w:val="a5"/>
+              <w:color w:val="000000" w:themeColor="text1"/>
+              <w:u w:val="none"/>
+            </w:rPr>
+            <w:t>ЧАСТЬ</w:t>
+          </w:r>
+          <w:r>
+            <w:rPr>
+              <w:rStyle w:val="a5"/>
+              <w:color w:val="000000" w:themeColor="text1"/>
+              <w:u w:val="none"/>
+              <w:lang w:val="en-US"/>
             </w:rPr>
             <w:tab/>
             <w:t>2</w:t>
@@ -1267,6 +1314,7 @@
               <w:rStyle w:val="a5"/>
               <w:color w:val="000000" w:themeColor="text1"/>
               <w:u w:val="none"/>
+              <w:lang w:val="en-US"/>
             </w:rPr>
             <w:t>7</w:t>
           </w:r>
@@ -1296,16 +1344,9 @@
                 <w:u w:val="none"/>
                 <w:lang w:val="en-US"/>
               </w:rPr>
-              <w:t xml:space="preserve">2.1 activity_main.xml </w:t>
+              <w:t xml:space="preserve">2.1 </w:t>
             </w:r>
-            <w:r>
-              <w:rPr>
-                <w:rStyle w:val="a5"/>
-                <w:color w:val="000000" w:themeColor="text1"/>
-                <w:u w:val="none"/>
-              </w:rPr>
-              <w:t>и</w:t>
-            </w:r>
+            <w:proofErr w:type="spellStart"/>
             <w:r>
               <w:rPr>
                 <w:rStyle w:val="a5"/>
@@ -1313,8 +1354,49 @@
                 <w:u w:val="none"/>
                 <w:lang w:val="en-US"/>
               </w:rPr>
-              <w:t xml:space="preserve"> activity_second.xml</w:t>
+              <w:t>Создание</w:t>
             </w:r>
+            <w:proofErr w:type="spellEnd"/>
+            <w:r>
+              <w:rPr>
+                <w:rStyle w:val="a5"/>
+                <w:color w:val="000000" w:themeColor="text1"/>
+                <w:u w:val="none"/>
+                <w:lang w:val="en-US"/>
+              </w:rPr>
+              <w:t xml:space="preserve"> </w:t>
+            </w:r>
+            <w:proofErr w:type="spellStart"/>
+            <w:r>
+              <w:rPr>
+                <w:rStyle w:val="a5"/>
+                <w:color w:val="000000" w:themeColor="text1"/>
+                <w:u w:val="none"/>
+                <w:lang w:val="en-US"/>
+              </w:rPr>
+              <w:t>каталога</w:t>
+            </w:r>
+            <w:proofErr w:type="spellEnd"/>
+            <w:r>
+              <w:rPr>
+                <w:rStyle w:val="a5"/>
+                <w:color w:val="000000" w:themeColor="text1"/>
+                <w:u w:val="none"/>
+                <w:lang w:val="en-US"/>
+              </w:rPr>
+              <w:t xml:space="preserve"> и </w:t>
+            </w:r>
+            <w:proofErr w:type="spellStart"/>
+            <w:r>
+              <w:rPr>
+                <w:rStyle w:val="a5"/>
+                <w:color w:val="000000" w:themeColor="text1"/>
+                <w:u w:val="none"/>
+                <w:lang w:val="en-US"/>
+              </w:rPr>
+              <w:t>подкаталога</w:t>
+            </w:r>
+            <w:proofErr w:type="spellEnd"/>
             <w:r>
               <w:rPr>
                 <w:rStyle w:val="a5"/>
@@ -1335,7 +1417,6 @@
             <w:ind w:firstLine="0"/>
             <w:rPr>
               <w:color w:val="000000" w:themeColor="text1"/>
-              <w:lang w:val="en-US"/>
             </w:rPr>
           </w:pPr>
           <w:hyperlink w:anchor="_2.2_activity_third.xml" w:history="1">
@@ -1344,16 +1425,33 @@
                 <w:rStyle w:val="a5"/>
                 <w:color w:val="000000" w:themeColor="text1"/>
                 <w:u w:val="none"/>
-                <w:lang w:val="en-US"/>
               </w:rPr>
-              <w:t>2.2 activity_third.xml</w:t>
+              <w:t xml:space="preserve">2.2 </w:t>
             </w:r>
             <w:r>
               <w:rPr>
                 <w:rStyle w:val="a5"/>
                 <w:color w:val="000000" w:themeColor="text1"/>
                 <w:u w:val="none"/>
+              </w:rPr>
+              <w:t xml:space="preserve">Создание нескольких различных элементов в </w:t>
+            </w:r>
+            <w:proofErr w:type="spellStart"/>
+            <w:r>
+              <w:rPr>
+                <w:rStyle w:val="a5"/>
+                <w:color w:val="000000" w:themeColor="text1"/>
+                <w:u w:val="none"/>
                 <w:lang w:val="en-US"/>
+              </w:rPr>
+              <w:t>RecyclerView</w:t>
+            </w:r>
+            <w:proofErr w:type="spellEnd"/>
+            <w:r>
+              <w:rPr>
+                <w:rStyle w:val="a5"/>
+                <w:color w:val="000000" w:themeColor="text1"/>
+                <w:u w:val="none"/>
               </w:rPr>
               <w:tab/>
               <w:t>35</w:t>
@@ -1368,30 +1466,107 @@
             <w:ind w:firstLine="0"/>
             <w:rPr>
               <w:color w:val="000000" w:themeColor="text1"/>
+            </w:rPr>
+          </w:pPr>
+          <w:r>
+            <w:fldChar w:fldCharType="begin"/>
+          </w:r>
+          <w:r>
+            <w:instrText xml:space="preserve"> </w:instrText>
+          </w:r>
+          <w:r>
+            <w:rPr>
               <w:lang w:val="en-US"/>
             </w:rPr>
-          </w:pPr>
-          <w:hyperlink w:anchor="_2.3_activity_fourth.xml" w:history="1">
-            <w:r>
-              <w:rPr>
-                <w:rStyle w:val="a5"/>
-                <w:color w:val="000000" w:themeColor="text1"/>
-                <w:u w:val="none"/>
-                <w:lang w:val="en-US"/>
-              </w:rPr>
-              <w:t>2.3 activity_fourth.xml</w:t>
-            </w:r>
-            <w:r>
-              <w:rPr>
-                <w:rStyle w:val="a5"/>
-                <w:color w:val="000000" w:themeColor="text1"/>
-                <w:u w:val="none"/>
-                <w:lang w:val="en-US"/>
-              </w:rPr>
-              <w:tab/>
-              <w:t>37</w:t>
-            </w:r>
-          </w:hyperlink>
+            <w:instrText>HYPERLINK</w:instrText>
+          </w:r>
+          <w:r>
+            <w:instrText xml:space="preserve"> \</w:instrText>
+          </w:r>
+          <w:r>
+            <w:rPr>
+              <w:lang w:val="en-US"/>
+            </w:rPr>
+            <w:instrText>l</w:instrText>
+          </w:r>
+          <w:r>
+            <w:instrText xml:space="preserve"> "_2.3_</w:instrText>
+          </w:r>
+          <w:r>
+            <w:rPr>
+              <w:lang w:val="en-US"/>
+            </w:rPr>
+            <w:instrText>activity</w:instrText>
+          </w:r>
+          <w:r>
+            <w:instrText>_</w:instrText>
+          </w:r>
+          <w:r>
+            <w:rPr>
+              <w:lang w:val="en-US"/>
+            </w:rPr>
+            <w:instrText>fourth</w:instrText>
+          </w:r>
+          <w:r>
+            <w:instrText>.</w:instrText>
+          </w:r>
+          <w:r>
+            <w:rPr>
+              <w:lang w:val="en-US"/>
+            </w:rPr>
+            <w:instrText>xml</w:instrText>
+          </w:r>
+          <w:r>
+            <w:instrText xml:space="preserve">" </w:instrText>
+          </w:r>
+          <w:r>
+            <w:fldChar w:fldCharType="separate"/>
+          </w:r>
+          <w:r>
+            <w:rPr>
+              <w:rStyle w:val="a5"/>
+              <w:color w:val="000000" w:themeColor="text1"/>
+              <w:u w:val="none"/>
+            </w:rPr>
+            <w:t xml:space="preserve">2.3 </w:t>
+          </w:r>
+          <w:r>
+            <w:rPr>
+              <w:rStyle w:val="a5"/>
+              <w:color w:val="000000" w:themeColor="text1"/>
+              <w:u w:val="none"/>
+            </w:rPr>
+            <w:t xml:space="preserve">Создание элементов в </w:t>
+          </w:r>
+          <w:proofErr w:type="spellStart"/>
+          <w:r>
+            <w:rPr>
+              <w:rStyle w:val="a5"/>
+              <w:color w:val="000000" w:themeColor="text1"/>
+              <w:u w:val="none"/>
+              <w:lang w:val="en-US"/>
+            </w:rPr>
+            <w:t>ScrollView</w:t>
+          </w:r>
+          <w:proofErr w:type="spellEnd"/>
+          <w:r>
+            <w:rPr>
+              <w:rStyle w:val="a5"/>
+              <w:color w:val="000000" w:themeColor="text1"/>
+              <w:u w:val="none"/>
+            </w:rPr>
+            <w:tab/>
+            <w:t>37</w:t>
+          </w:r>
+          <w:r>
+            <w:rPr>
+              <w:rStyle w:val="a5"/>
+              <w:color w:val="000000" w:themeColor="text1"/>
+              <w:u w:val="none"/>
+              <w:lang w:val="en-US"/>
+            </w:rPr>
+            <w:fldChar w:fldCharType="end"/>
+          </w:r>
         </w:p>
         <w:p>
           <w:pPr>
@@ -1403,34 +1578,74 @@
               <w:color w:val="000000" w:themeColor="text1"/>
             </w:rPr>
           </w:pPr>
-          <w:hyperlink w:anchor="_2.4_activity_fifth.xml" w:history="1">
-            <w:r>
-              <w:rPr>
-                <w:rStyle w:val="a5"/>
-                <w:color w:val="000000" w:themeColor="text1"/>
-                <w:u w:val="none"/>
-                <w:lang w:val="en-US"/>
-              </w:rPr>
-              <w:t>2.4 activity_fifth.xml</w:t>
-            </w:r>
-            <w:r>
-              <w:rPr>
-                <w:rStyle w:val="a5"/>
-                <w:color w:val="000000" w:themeColor="text1"/>
-                <w:u w:val="none"/>
-                <w:lang w:val="en-US"/>
-              </w:rPr>
-              <w:tab/>
-            </w:r>
-            <w:r>
-              <w:rPr>
-                <w:rStyle w:val="a5"/>
-                <w:color w:val="000000" w:themeColor="text1"/>
-                <w:u w:val="none"/>
-              </w:rPr>
-              <w:t>39</w:t>
-            </w:r>
-          </w:hyperlink>
+          <w:r>
+            <w:fldChar w:fldCharType="begin"/>
+          </w:r>
+          <w:r>
+            <w:instrText xml:space="preserve"> HYPERLINK \l "_2.4_activity_fifth.xml" </w:instrText>
+          </w:r>
+          <w:r>
+            <w:fldChar w:fldCharType="separate"/>
+          </w:r>
+          <w:r>
+            <w:rPr>
+              <w:rStyle w:val="a5"/>
+              <w:color w:val="000000" w:themeColor="text1"/>
+              <w:u w:val="none"/>
+            </w:rPr>
+            <w:t xml:space="preserve">2.4 </w:t>
+          </w:r>
+          <w:r>
+            <w:rPr>
+              <w:rStyle w:val="a5"/>
+              <w:color w:val="000000" w:themeColor="text1"/>
+              <w:u w:val="none"/>
+            </w:rPr>
+            <w:t>Создание выпадающего списка (</w:t>
+          </w:r>
+          <w:r>
+            <w:rPr>
+              <w:rStyle w:val="a5"/>
+              <w:color w:val="000000" w:themeColor="text1"/>
+              <w:u w:val="none"/>
+              <w:lang w:val="en-US"/>
+            </w:rPr>
+            <w:t>Spinner</w:t>
+          </w:r>
+          <w:r>
+            <w:rPr>
+              <w:rStyle w:val="a5"/>
+              <w:color w:val="000000" w:themeColor="text1"/>
+              <w:u w:val="none"/>
+            </w:rPr>
+            <w:t>)</w:t>
+          </w:r>
+          <w:bookmarkStart w:id="2" w:name="_GoBack"/>
+          <w:bookmarkEnd w:id="2"/>
+          <w:r>
+            <w:rPr>
+              <w:rStyle w:val="a5"/>
+              <w:color w:val="000000" w:themeColor="text1"/>
+              <w:u w:val="none"/>
+            </w:rPr>
+            <w:tab/>
+          </w:r>
+          <w:r>
+            <w:rPr>
+              <w:rStyle w:val="a5"/>
+              <w:color w:val="000000" w:themeColor="text1"/>
+              <w:u w:val="none"/>
+            </w:rPr>
+            <w:t>39</w:t>
+          </w:r>
+          <w:r>
+            <w:rPr>
+              <w:rStyle w:val="a5"/>
+              <w:color w:val="000000" w:themeColor="text1"/>
+              <w:u w:val="none"/>
+            </w:rPr>
+            <w:fldChar w:fldCharType="end"/>
+          </w:r>
         </w:p>
         <w:p>
           <w:pPr>
@@ -1470,8 +1685,6 @@
             <w:t>1</w:t>
           </w:r>
         </w:p>
-        <w:bookmarkStart w:id="2" w:name="_GoBack" w:displacedByCustomXml="next"/>
-        <w:bookmarkEnd w:id="2" w:displacedByCustomXml="next"/>
       </w:sdtContent>
     </w:sdt>
     <w:p>
@@ -2211,7 +2424,7 @@
             <v:path o:extrusionok="f" gradientshapeok="t" o:connecttype="rect"/>
             <o:lock v:ext="edit" aspectratio="t"/>
           </v:shapetype>
-          <v:shape id="_x0000_i1025" type="#_x0000_t75" style="width:453.05pt;height:391.9pt">
+          <v:shape id="_x0000_i1025" type="#_x0000_t75" style="width:452.95pt;height:391.8pt">
             <v:imagedata r:id="rId11" o:title="ListView"/>
           </v:shape>
         </w:pict>
@@ -2835,9 +3048,6 @@
     <w:p>
       <w:pPr>
         <w:pStyle w:val="4"/>
-        <w:rPr>
-          <w:lang w:val="en-US"/>
-        </w:rPr>
       </w:pPr>
       <w:r>
         <w:t xml:space="preserve">Рисунок 1.2.5 – Привязка ресурса в </w:t>
@@ -2969,9 +3179,6 @@
     <w:p>
       <w:pPr>
         <w:pStyle w:val="4"/>
-        <w:rPr>
-          <w:lang w:val="en-US"/>
-        </w:rPr>
       </w:pPr>
       <w:r>
         <w:t xml:space="preserve">Рисунок 1.2.6 </w:t>
@@ -2989,7 +3196,10 @@
         <w:rPr>
           <w:lang w:val="en-US"/>
         </w:rPr>
-        <w:t xml:space="preserve">entries </w:t>
+        <w:t>entries</w:t>
+      </w:r>
+      <w:r>
+        <w:t xml:space="preserve"> </w:t>
       </w:r>
       <w:r>
         <w:t xml:space="preserve">в </w:t>
@@ -6622,16 +6832,10 @@
     <w:p>
       <w:pPr>
         <w:pStyle w:val="1"/>
-        <w:rPr>
-          <w:lang w:val="en-US"/>
-        </w:rPr>
       </w:pPr>
       <w:bookmarkStart w:id="9" w:name="_2_практическая_часть"/>
       <w:bookmarkEnd w:id="9"/>
       <w:r>
-        <w:rPr>
-          <w:lang w:val="en-US"/>
-        </w:rPr>
         <w:lastRenderedPageBreak/>
         <w:t xml:space="preserve">2 </w:t>
       </w:r>
@@ -6639,9 +6843,6 @@
         <w:t>практическая</w:t>
       </w:r>
       <w:r>
-        <w:rPr>
-          <w:lang w:val="en-US"/>
-        </w:rPr>
         <w:t xml:space="preserve"> </w:t>
       </w:r>
       <w:r>
@@ -6651,38 +6852,14 @@
     <w:p>
       <w:pPr>
         <w:pStyle w:val="2"/>
-        <w:rPr>
-          <w:lang w:val="en-US"/>
-        </w:rPr>
       </w:pPr>
       <w:bookmarkStart w:id="10" w:name="_2.1_activity_main.xml_и"/>
       <w:bookmarkEnd w:id="10"/>
       <w:r>
-        <w:rPr>
-          <w:lang w:val="en-US"/>
-        </w:rPr>
         <w:t xml:space="preserve">2.1 </w:t>
       </w:r>
       <w:r>
-        <w:rPr>
-          <w:lang w:val="en-US"/>
-        </w:rPr>
-        <w:t xml:space="preserve">activity_main.xml </w:t>
-      </w:r>
-      <w:r>
-        <w:t>и</w:t>
-      </w:r>
-      <w:r>
-        <w:rPr>
-          <w:lang w:val="en-US"/>
-        </w:rPr>
-        <w:t xml:space="preserve"> </w:t>
-      </w:r>
-      <w:r>
-        <w:rPr>
-          <w:lang w:val="en-US"/>
-        </w:rPr>
-        <w:t>activity_second.xml</w:t>
+        <w:t>Создание каталога и подкаталога</w:t>
       </w:r>
     </w:p>
     <w:p>
@@ -7513,7 +7690,10 @@
         <w:rPr>
           <w:lang w:val="en-US"/>
         </w:rPr>
-        <w:t xml:space="preserve">activity </w:t>
+        <w:t>activity</w:t>
+      </w:r>
+      <w:r>
+        <w:t xml:space="preserve"> </w:t>
       </w:r>
       <w:r>
         <w:t>приложения</w:t>
@@ -7688,25 +7868,24 @@
     <w:p>
       <w:pPr>
         <w:pStyle w:val="2"/>
-        <w:rPr>
-          <w:lang w:val="en-US"/>
-        </w:rPr>
       </w:pPr>
       <w:bookmarkStart w:id="11" w:name="_2.2_activity_third.xml"/>
       <w:bookmarkEnd w:id="11"/>
       <w:r>
-        <w:rPr>
-          <w:lang w:val="en-US"/>
-        </w:rPr>
         <w:lastRenderedPageBreak/>
         <w:t xml:space="preserve">2.2 </w:t>
       </w:r>
       <w:r>
-        <w:rPr>
-          <w:lang w:val="en-US"/>
-        </w:rPr>
-        <w:t>activity_third.xml</w:t>
-      </w:r>
+        <w:t xml:space="preserve">Создание нескольких различных элементов в </w:t>
+      </w:r>
+      <w:proofErr w:type="spellStart"/>
+      <w:r>
+        <w:rPr>
+          <w:lang w:val="en-US"/>
+        </w:rPr>
+        <w:t>RecyclerView</w:t>
+      </w:r>
+      <w:proofErr w:type="spellEnd"/>
     </w:p>
     <w:p>
       <w:r>
@@ -7781,6 +7960,10 @@
         <w:jc w:val="center"/>
       </w:pPr>
       <w:r>
+        <w:rPr>
+          <w:noProof/>
+          <w:lang w:eastAsia="ru-RU"/>
+        </w:rPr>
         <w:drawing>
           <wp:inline distT="0" distB="0" distL="0" distR="0" wp14:anchorId="249CFEDE" wp14:editId="35EA4611">
             <wp:extent cx="3433313" cy="2694954"/>
@@ -7821,9 +8004,6 @@
     <w:p>
       <w:pPr>
         <w:pStyle w:val="4"/>
-        <w:rPr>
-          <w:lang w:val="en-US"/>
-        </w:rPr>
       </w:pPr>
       <w:r>
         <w:t xml:space="preserve">Рисунок 2.2.1 - </w:t>
@@ -7892,12 +8072,13 @@
       </w:pPr>
       <w:r>
         <w:rPr>
-          <w:lang w:val="en-US"/>
+          <w:noProof/>
+          <w:lang w:eastAsia="ru-RU"/>
         </w:rPr>
         <w:drawing>
           <wp:inline distT="0" distB="0" distL="0" distR="0" wp14:anchorId="778ED596" wp14:editId="3DA4CC69">
-            <wp:extent cx="3770956" cy="3578087"/>
-            <wp:effectExtent l="0" t="0" r="1270" b="3810"/>
+            <wp:extent cx="3361705" cy="3189768"/>
+            <wp:effectExtent l="0" t="0" r="0" b="0"/>
             <wp:docPr id="24" name="Рисунок 24"/>
             <wp:cNvGraphicFramePr>
               <a:graphicFrameLocks xmlns:a="http://schemas.openxmlformats.org/drawingml/2006/main" noChangeAspect="1"/>
@@ -7918,7 +8099,7 @@
                   <pic:spPr>
                     <a:xfrm>
                       <a:off x="0" y="0"/>
-                      <a:ext cx="3795646" cy="3601514"/>
+                      <a:ext cx="3388035" cy="3214751"/>
                     </a:xfrm>
                     <a:prstGeom prst="rect">
                       <a:avLst/>
@@ -7960,7 +8141,8 @@
       </w:pPr>
       <w:r>
         <w:rPr>
-          <w:lang w:val="en-US"/>
+          <w:noProof/>
+          <w:lang w:eastAsia="ru-RU"/>
         </w:rPr>
         <w:lastRenderedPageBreak/>
         <w:drawing>
@@ -8003,9 +8185,6 @@
     <w:p>
       <w:pPr>
         <w:pStyle w:val="4"/>
-        <w:rPr>
-          <w:lang w:val="en-US"/>
-        </w:rPr>
       </w:pPr>
       <w:r>
         <w:t xml:space="preserve">Рисунок 2.2.3 – Реализация логики класса </w:t>
@@ -8061,7 +8240,8 @@
       </w:pPr>
       <w:r>
         <w:rPr>
-          <w:lang w:val="en-US"/>
+          <w:noProof/>
+          <w:lang w:eastAsia="ru-RU"/>
         </w:rPr>
         <w:drawing>
           <wp:inline distT="0" distB="0" distL="0" distR="0" wp14:anchorId="0F3516C2" wp14:editId="02B6B9C4">
@@ -8103,9 +8283,6 @@
     <w:p>
       <w:pPr>
         <w:pStyle w:val="4"/>
-        <w:rPr>
-          <w:lang w:val="en-US"/>
-        </w:rPr>
       </w:pPr>
       <w:r>
         <w:t xml:space="preserve">Рисунок 2.2.4 </w:t>
@@ -8174,7 +8351,8 @@
       </w:pPr>
       <w:r>
         <w:rPr>
-          <w:lang w:val="en-US"/>
+          <w:noProof/>
+          <w:lang w:eastAsia="ru-RU"/>
         </w:rPr>
         <w:lastRenderedPageBreak/>
         <w:drawing>
@@ -8217,9 +8395,6 @@
     <w:p>
       <w:pPr>
         <w:pStyle w:val="4"/>
-        <w:rPr>
-          <w:lang w:val="en-US"/>
-        </w:rPr>
       </w:pPr>
       <w:r>
         <w:t>Рисунок 2.2.5</w:t>
@@ -8246,11 +8421,19 @@
       <w:bookmarkStart w:id="12" w:name="_2.3_activity_fourth.xml"/>
       <w:bookmarkEnd w:id="12"/>
       <w:r>
-        <w:rPr>
-          <w:lang w:val="en-US"/>
-        </w:rPr>
-        <w:t>2.3 activity_fourth.xml</w:t>
-      </w:r>
+        <w:t xml:space="preserve">2.3 </w:t>
+      </w:r>
+      <w:r>
+        <w:t xml:space="preserve">Создание элементов в </w:t>
+      </w:r>
+      <w:proofErr w:type="spellStart"/>
+      <w:r>
+        <w:rPr>
+          <w:lang w:val="en-US"/>
+        </w:rPr>
+        <w:t>ScrollView</w:t>
+      </w:r>
+      <w:proofErr w:type="spellEnd"/>
     </w:p>
     <w:p>
       <w:r>
@@ -8360,7 +8543,8 @@
       </w:pPr>
       <w:r>
         <w:rPr>
-          <w:lang w:val="en-US"/>
+          <w:noProof/>
+          <w:lang w:eastAsia="ru-RU"/>
         </w:rPr>
         <w:drawing>
           <wp:inline distT="0" distB="0" distL="0" distR="0" wp14:anchorId="5E672ACA" wp14:editId="36E18304">
@@ -8456,7 +8640,8 @@
       </w:pPr>
       <w:r>
         <w:rPr>
-          <w:lang w:val="en-US"/>
+          <w:noProof/>
+          <w:lang w:eastAsia="ru-RU"/>
         </w:rPr>
         <w:drawing>
           <wp:inline distT="0" distB="0" distL="0" distR="0" wp14:anchorId="046BFF0F" wp14:editId="3E248451">
@@ -8498,18 +8683,26 @@
     <w:p>
       <w:pPr>
         <w:pStyle w:val="4"/>
-        <w:rPr>
-          <w:lang w:val="en-US"/>
-        </w:rPr>
       </w:pPr>
       <w:r>
         <w:t xml:space="preserve">Рисунок 2.3.2 – Реализация логики </w:t>
       </w:r>
-      <w:r>
-        <w:rPr>
-          <w:lang w:val="en-US"/>
-        </w:rPr>
-        <w:t>FourthActivity.java</w:t>
+      <w:proofErr w:type="spellStart"/>
+      <w:r>
+        <w:rPr>
+          <w:lang w:val="en-US"/>
+        </w:rPr>
+        <w:t>FourthActivity</w:t>
+      </w:r>
+      <w:proofErr w:type="spellEnd"/>
+      <w:r>
+        <w:t>.</w:t>
+      </w:r>
+      <w:r>
+        <w:rPr>
+          <w:lang w:val="en-US"/>
+        </w:rPr>
+        <w:t>java</w:t>
       </w:r>
     </w:p>
     <w:p>
@@ -8544,7 +8737,8 @@
       </w:pPr>
       <w:r>
         <w:rPr>
-          <w:lang w:val="en-US"/>
+          <w:noProof/>
+          <w:lang w:eastAsia="ru-RU"/>
         </w:rPr>
         <w:drawing>
           <wp:inline distT="0" distB="0" distL="0" distR="0" wp14:anchorId="19F4F52A" wp14:editId="656E08A6">
@@ -8597,51 +8791,43 @@
     <w:p>
       <w:pPr>
         <w:pStyle w:val="2"/>
-        <w:rPr>
-          <w:lang w:val="en-US"/>
-        </w:rPr>
       </w:pPr>
       <w:bookmarkStart w:id="13" w:name="_2.4_activity_fifth.xml"/>
       <w:bookmarkEnd w:id="13"/>
       <w:r>
-        <w:rPr>
-          <w:lang w:val="en-US"/>
-        </w:rPr>
         <w:lastRenderedPageBreak/>
-        <w:t>2.4 activity_fifth.xml</w:t>
-      </w:r>
-    </w:p>
-    <w:p>
-      <w:pPr>
-        <w:rPr>
-          <w:lang w:val="en-US"/>
-        </w:rPr>
-      </w:pPr>
+        <w:t xml:space="preserve">2.4 </w:t>
+      </w:r>
+      <w:r>
+        <w:t>Создание выпадающего списка (</w:t>
+      </w:r>
+      <w:r>
+        <w:rPr>
+          <w:lang w:val="en-US"/>
+        </w:rPr>
+        <w:t>Spinner</w:t>
+      </w:r>
+      <w:r>
+        <w:t>)</w:t>
+      </w:r>
+    </w:p>
+    <w:p>
       <w:r>
         <w:t>В</w:t>
       </w:r>
       <w:r>
-        <w:rPr>
-          <w:lang w:val="en-US"/>
-        </w:rPr>
         <w:t xml:space="preserve"> </w:t>
       </w:r>
       <w:r>
         <w:t>файле</w:t>
       </w:r>
       <w:r>
-        <w:rPr>
-          <w:lang w:val="en-US"/>
-        </w:rPr>
         <w:t xml:space="preserve"> </w:t>
       </w:r>
       <w:r>
         <w:t>разметки</w:t>
       </w:r>
       <w:r>
-        <w:rPr>
-          <w:lang w:val="en-US"/>
-        </w:rPr>
         <w:t xml:space="preserve"> </w:t>
       </w:r>
       <w:r>
@@ -8651,9 +8837,6 @@
         <w:t>activity</w:t>
       </w:r>
       <w:r>
-        <w:rPr>
-          <w:lang w:val="en-US"/>
-        </w:rPr>
         <w:t>_</w:t>
       </w:r>
       <w:r>
@@ -8663,9 +8846,6 @@
         <w:t>fifth</w:t>
       </w:r>
       <w:r>
-        <w:rPr>
-          <w:lang w:val="en-US"/>
-        </w:rPr>
         <w:t>.</w:t>
       </w:r>
       <w:r>
@@ -8675,18 +8855,12 @@
         <w:t>xml</w:t>
       </w:r>
       <w:r>
-        <w:rPr>
-          <w:lang w:val="en-US"/>
-        </w:rPr>
         <w:t xml:space="preserve"> </w:t>
       </w:r>
       <w:r>
         <w:t>расположили</w:t>
       </w:r>
       <w:r>
-        <w:rPr>
-          <w:lang w:val="en-US"/>
-        </w:rPr>
         <w:t xml:space="preserve"> </w:t>
       </w:r>
       <w:r>
@@ -8696,30 +8870,15 @@
         <w:t>Spinner</w:t>
       </w:r>
       <w:r>
-        <w:rPr>
-          <w:lang w:val="en-US"/>
-        </w:rPr>
         <w:t xml:space="preserve"> (</w:t>
       </w:r>
       <w:r>
         <w:t>рисунок</w:t>
       </w:r>
       <w:r>
-        <w:rPr>
-          <w:lang w:val="en-US"/>
-        </w:rPr>
-        <w:t xml:space="preserve"> 2.4.1</w:t>
-      </w:r>
-      <w:r>
-        <w:rPr>
-          <w:lang w:val="en-US"/>
-        </w:rPr>
-        <w:t>)</w:t>
-      </w:r>
-      <w:r>
-        <w:rPr>
-          <w:lang w:val="en-US"/>
-        </w:rPr>
+        <w:t xml:space="preserve"> 2.4.1)</w:t>
+      </w:r>
+      <w:r>
         <w:t>.</w:t>
       </w:r>
     </w:p>
@@ -8733,7 +8892,8 @@
       </w:pPr>
       <w:r>
         <w:rPr>
-          <w:lang w:val="en-US"/>
+          <w:noProof/>
+          <w:lang w:eastAsia="ru-RU"/>
         </w:rPr>
         <w:drawing>
           <wp:inline distT="0" distB="0" distL="0" distR="0" wp14:anchorId="69D9C758" wp14:editId="667049ED">
@@ -8775,9 +8935,6 @@
     <w:p>
       <w:pPr>
         <w:pStyle w:val="4"/>
-        <w:rPr>
-          <w:lang w:val="en-US"/>
-        </w:rPr>
       </w:pPr>
       <w:r>
         <w:t>Рисунок 2.4.1 –</w:t>
@@ -8844,6 +9001,10 @@
         <w:pStyle w:val="4"/>
       </w:pPr>
       <w:r>
+        <w:rPr>
+          <w:noProof/>
+          <w:lang w:eastAsia="ru-RU"/>
+        </w:rPr>
         <w:drawing>
           <wp:inline distT="0" distB="0" distL="0" distR="0" wp14:anchorId="22A6E739" wp14:editId="39E88857">
             <wp:extent cx="5390707" cy="2790428"/>
@@ -8937,6 +9098,10 @@
         <w:jc w:val="center"/>
       </w:pPr>
       <w:r>
+        <w:rPr>
+          <w:noProof/>
+          <w:lang w:eastAsia="ru-RU"/>
+        </w:rPr>
         <w:drawing>
           <wp:inline distT="0" distB="0" distL="0" distR="0" wp14:anchorId="12A10161" wp14:editId="54B62A84">
             <wp:extent cx="3489032" cy="6634716"/>
@@ -9083,6 +9248,7 @@
         <w:docPartUnique/>
       </w:docPartObj>
     </w:sdtPr>
+    <w:sdtEndPr/>
     <w:sdtContent>
       <w:p>
         <w:pPr>
@@ -9103,7 +9269,7 @@
           <w:rPr>
             <w:noProof/>
           </w:rPr>
-          <w:t>22</w:t>
+          <w:t>21</w:t>
         </w:r>
         <w:r>
           <w:fldChar w:fldCharType="end"/>
@@ -9974,7 +10140,6 @@
   <w:style w:type="character" w:default="1" w:styleId="a1">
     <w:name w:val="Default Paragraph Font"/>
     <w:uiPriority w:val="1"/>
-    <w:semiHidden/>
     <w:unhideWhenUsed/>
   </w:style>
   <w:style w:type="table" w:default="1" w:styleId="a2">
@@ -10484,7 +10649,7 @@
 </file>
 
 <file path=customXml/itemProps1.xml><?xml version="1.0" encoding="utf-8"?>
-<ds:datastoreItem xmlns:ds="http://schemas.openxmlformats.org/officeDocument/2006/customXml" ds:itemID="{0E9981BD-B64F-46DE-9CF2-22E7C3A6A597}">
+<ds:datastoreItem xmlns:ds="http://schemas.openxmlformats.org/officeDocument/2006/customXml" ds:itemID="{1328CA01-F846-45DA-98FF-BEE98CB7E10F}">
   <ds:schemaRefs>
     <ds:schemaRef ds:uri="http://schemas.openxmlformats.org/officeDocument/2006/bibliography"/>
   </ds:schemaRefs>
